--- a/docs/Lab/Lab02/Exercise_2_Datum and Projections.docx
+++ b/docs/Lab/Lab02/Exercise_2_Datum and Projections.docx
@@ -43,7 +43,23 @@
           <w:b/>
           <w:szCs w:val="24"/>
         </w:rPr>
-        <w:t xml:space="preserve">: Datums with Projections </w:t>
+        <w:t xml:space="preserve">: Datums </w:t>
+      </w:r>
+      <w:r>
+        <w:rPr>
+          <w:rFonts w:asciiTheme="minorHAnsi" w:hAnsiTheme="minorHAnsi" w:cstheme="minorHAnsi"/>
+          <w:b/>
+          <w:szCs w:val="24"/>
+        </w:rPr>
+        <w:t>and</w:t>
+      </w:r>
+      <w:r>
+        <w:rPr>
+          <w:rFonts w:asciiTheme="minorHAnsi" w:hAnsiTheme="minorHAnsi" w:cstheme="minorHAnsi"/>
+          <w:b/>
+          <w:szCs w:val="24"/>
+        </w:rPr>
+        <w:t xml:space="preserve"> Projections </w:t>
       </w:r>
     </w:p>
     <w:p>
@@ -1574,7 +1590,6 @@
         </w:rPr>
         <w:t xml:space="preserve">Turn off the </w:t>
       </w:r>
-      <w:proofErr w:type="spellStart"/>
       <w:r>
         <w:rPr>
           <w:rFonts w:asciiTheme="minorHAnsi" w:hAnsiTheme="minorHAnsi" w:cstheme="minorHAnsi"/>
@@ -1584,7 +1599,6 @@
         </w:rPr>
         <w:t>UTM_Zones</w:t>
       </w:r>
-      <w:proofErr w:type="spellEnd"/>
       <w:r>
         <w:rPr>
           <w:rFonts w:asciiTheme="minorHAnsi" w:hAnsiTheme="minorHAnsi" w:cstheme="minorHAnsi"/>
@@ -2239,7 +2253,6 @@
         </w:rPr>
         <w:t xml:space="preserve">Make sure that the </w:t>
       </w:r>
-      <w:proofErr w:type="spellStart"/>
       <w:r>
         <w:rPr>
           <w:rFonts w:asciiTheme="minorHAnsi" w:hAnsiTheme="minorHAnsi" w:cstheme="minorHAnsi"/>
@@ -2247,9 +2260,15 @@
           <w:color w:val="5B9BD5"/>
           <w:szCs w:val="24"/>
         </w:rPr>
-        <w:t>UTM_Zones</w:t>
-      </w:r>
-      <w:proofErr w:type="spellEnd"/>
+        <w:t xml:space="preserve">UTM_Zones </w:t>
+      </w:r>
+      <w:r>
+        <w:rPr>
+          <w:rFonts w:asciiTheme="minorHAnsi" w:hAnsiTheme="minorHAnsi" w:cstheme="minorHAnsi"/>
+          <w:szCs w:val="24"/>
+        </w:rPr>
+        <w:t>and</w:t>
+      </w:r>
       <w:r>
         <w:rPr>
           <w:rFonts w:asciiTheme="minorHAnsi" w:hAnsiTheme="minorHAnsi" w:cstheme="minorHAnsi"/>
@@ -2257,35 +2276,8 @@
           <w:color w:val="5B9BD5"/>
           <w:szCs w:val="24"/>
         </w:rPr>
-        <w:t xml:space="preserve"> </w:t>
-      </w:r>
-      <w:r>
-        <w:rPr>
-          <w:rFonts w:asciiTheme="minorHAnsi" w:hAnsiTheme="minorHAnsi" w:cstheme="minorHAnsi"/>
-          <w:szCs w:val="24"/>
-        </w:rPr>
-        <w:t>and</w:t>
-      </w:r>
-      <w:r>
-        <w:rPr>
-          <w:rFonts w:asciiTheme="minorHAnsi" w:hAnsiTheme="minorHAnsi" w:cstheme="minorHAnsi"/>
-          <w:b/>
-          <w:color w:val="5B9BD5"/>
-          <w:szCs w:val="24"/>
-        </w:rPr>
-        <w:t xml:space="preserve"> </w:t>
-      </w:r>
-      <w:proofErr w:type="spellStart"/>
-      <w:r>
-        <w:rPr>
-          <w:rFonts w:asciiTheme="minorHAnsi" w:hAnsiTheme="minorHAnsi" w:cstheme="minorHAnsi"/>
-          <w:b/>
-          <w:color w:val="5B9BD5"/>
-          <w:szCs w:val="24"/>
-        </w:rPr>
-        <w:t>state_plane_zones</w:t>
-      </w:r>
-      <w:proofErr w:type="spellEnd"/>
+        <w:t xml:space="preserve"> state_plane_zones</w:t>
+      </w:r>
       <w:r>
         <w:rPr>
           <w:rFonts w:asciiTheme="minorHAnsi" w:hAnsiTheme="minorHAnsi" w:cstheme="minorHAnsi"/>
@@ -4756,27 +4748,7 @@
           <w:color w:val="000000" w:themeColor="text1"/>
           <w:szCs w:val="24"/>
         </w:rPr>
-        <w:t xml:space="preserve">(source </w:t>
-      </w:r>
-      <w:proofErr w:type="spellStart"/>
-      <w:r>
-        <w:rPr>
-          <w:rFonts w:asciiTheme="minorHAnsi" w:hAnsiTheme="minorHAnsi" w:cstheme="minorHAnsi"/>
-          <w:bCs/>
-          <w:color w:val="000000" w:themeColor="text1"/>
-          <w:szCs w:val="24"/>
-        </w:rPr>
-        <w:t>Tekir</w:t>
-      </w:r>
-      <w:proofErr w:type="spellEnd"/>
-      <w:r>
-        <w:rPr>
-          <w:rFonts w:asciiTheme="minorHAnsi" w:hAnsiTheme="minorHAnsi" w:cstheme="minorHAnsi"/>
-          <w:bCs/>
-          <w:color w:val="000000" w:themeColor="text1"/>
-          <w:szCs w:val="24"/>
-        </w:rPr>
-        <w:t xml:space="preserve"> et al., 2011)</w:t>
+        <w:t>(source Tekir et al., 2011)</w:t>
       </w:r>
     </w:p>
     <w:p>
@@ -5287,23 +5259,7 @@
           <w:rFonts w:asciiTheme="minorHAnsi" w:hAnsiTheme="minorHAnsi" w:cstheme="minorHAnsi"/>
           <w:szCs w:val="24"/>
         </w:rPr>
-        <w:t xml:space="preserve"> </w:t>
-      </w:r>
-      <w:proofErr w:type="spellStart"/>
-      <w:r>
-        <w:rPr>
-          <w:rFonts w:asciiTheme="minorHAnsi" w:hAnsiTheme="minorHAnsi" w:cstheme="minorHAnsi"/>
-          <w:szCs w:val="24"/>
-        </w:rPr>
-        <w:t>subtoolbox</w:t>
-      </w:r>
-      <w:proofErr w:type="spellEnd"/>
-      <w:r>
-        <w:rPr>
-          <w:rFonts w:asciiTheme="minorHAnsi" w:hAnsiTheme="minorHAnsi" w:cstheme="minorHAnsi"/>
-          <w:szCs w:val="24"/>
-        </w:rPr>
-        <w:t xml:space="preserve"> within the </w:t>
+        <w:t xml:space="preserve"> subtoolbox within the </w:t>
       </w:r>
       <w:r>
         <w:rPr>
@@ -5700,7 +5656,6 @@
         </w:rPr>
         <w:t xml:space="preserve">Set the Output Dataset or Feature Class to </w:t>
       </w:r>
-      <w:proofErr w:type="spellStart"/>
       <w:r>
         <w:rPr>
           <w:rFonts w:asciiTheme="minorHAnsi" w:hAnsiTheme="minorHAnsi" w:cstheme="minorHAnsi"/>
@@ -5711,7 +5666,6 @@
         </w:rPr>
         <w:t>County_reProject</w:t>
       </w:r>
-      <w:proofErr w:type="spellEnd"/>
       <w:r>
         <w:rPr>
           <w:rFonts w:asciiTheme="minorHAnsi" w:hAnsiTheme="minorHAnsi" w:cstheme="minorHAnsi"/>
@@ -5724,23 +5678,7 @@
           <w:rFonts w:asciiTheme="minorHAnsi" w:hAnsiTheme="minorHAnsi" w:cstheme="minorHAnsi"/>
           <w:szCs w:val="24"/>
         </w:rPr>
-        <w:t xml:space="preserve"> The default place to store </w:t>
-      </w:r>
-      <w:proofErr w:type="spellStart"/>
-      <w:r>
-        <w:rPr>
-          <w:rFonts w:asciiTheme="minorHAnsi" w:hAnsiTheme="minorHAnsi" w:cstheme="minorHAnsi"/>
-          <w:szCs w:val="24"/>
-        </w:rPr>
-        <w:t>County_reProject</w:t>
-      </w:r>
-      <w:proofErr w:type="spellEnd"/>
-      <w:r>
-        <w:rPr>
-          <w:rFonts w:asciiTheme="minorHAnsi" w:hAnsiTheme="minorHAnsi" w:cstheme="minorHAnsi"/>
-          <w:szCs w:val="24"/>
-        </w:rPr>
-        <w:t xml:space="preserve"> is the Exercise_2 geodatabase (i.e., </w:t>
+        <w:t xml:space="preserve"> The default place to store County_reProject is the Exercise_2 geodatabase (i.e., </w:t>
       </w:r>
       <w:r>
         <w:rPr>
@@ -6133,23 +6071,7 @@
           <w:rFonts w:asciiTheme="minorHAnsi" w:hAnsiTheme="minorHAnsi" w:cstheme="minorHAnsi"/>
           <w:szCs w:val="24"/>
         </w:rPr>
-        <w:t xml:space="preserve">The converted map </w:t>
-      </w:r>
-      <w:proofErr w:type="spellStart"/>
-      <w:r>
-        <w:rPr>
-          <w:rFonts w:asciiTheme="minorHAnsi" w:hAnsiTheme="minorHAnsi" w:cstheme="minorHAnsi"/>
-          <w:szCs w:val="24"/>
-        </w:rPr>
-        <w:t>County_reProject</w:t>
-      </w:r>
-      <w:proofErr w:type="spellEnd"/>
-      <w:r>
-        <w:rPr>
-          <w:rFonts w:asciiTheme="minorHAnsi" w:hAnsiTheme="minorHAnsi" w:cstheme="minorHAnsi"/>
-          <w:szCs w:val="24"/>
-        </w:rPr>
-        <w:t xml:space="preserve"> is automatically added to the Contents panel. You may notice there is no difference between the layer before re-projection and after. This is because ArcGIS </w:t>
+        <w:t xml:space="preserve">The converted map County_reProject is automatically added to the Contents panel. You may notice there is no difference between the layer before re-projection and after. This is because ArcGIS </w:t>
       </w:r>
       <w:r>
         <w:rPr>
@@ -6298,23 +6220,7 @@
           <w:rFonts w:asciiTheme="minorHAnsi" w:hAnsiTheme="minorHAnsi" w:cstheme="minorHAnsi"/>
           <w:szCs w:val="24"/>
         </w:rPr>
-        <w:t xml:space="preserve"> to AR </w:t>
-      </w:r>
-      <w:proofErr w:type="spellStart"/>
-      <w:r>
-        <w:rPr>
-          <w:rFonts w:asciiTheme="minorHAnsi" w:hAnsiTheme="minorHAnsi" w:cstheme="minorHAnsi"/>
-          <w:szCs w:val="24"/>
-        </w:rPr>
-        <w:t>ReProjection</w:t>
-      </w:r>
-      <w:proofErr w:type="spellEnd"/>
-      <w:r>
-        <w:rPr>
-          <w:rFonts w:asciiTheme="minorHAnsi" w:hAnsiTheme="minorHAnsi" w:cstheme="minorHAnsi"/>
-          <w:szCs w:val="24"/>
-        </w:rPr>
-        <w:t xml:space="preserve">. This can be done by double-clicking on Map, followed </w:t>
+        <w:t xml:space="preserve"> to AR ReProjection. This can be done by double-clicking on Map, followed </w:t>
       </w:r>
       <w:r>
         <w:rPr>
@@ -6328,17 +6234,8 @@
           <w:rFonts w:asciiTheme="minorHAnsi" w:hAnsiTheme="minorHAnsi" w:cstheme="minorHAnsi"/>
           <w:szCs w:val="24"/>
         </w:rPr>
-        <w:t xml:space="preserve">General. Set the Name to AR </w:t>
-      </w:r>
-      <w:proofErr w:type="spellStart"/>
-      <w:r>
-        <w:rPr>
-          <w:rFonts w:asciiTheme="minorHAnsi" w:hAnsiTheme="minorHAnsi" w:cstheme="minorHAnsi"/>
-          <w:szCs w:val="24"/>
-        </w:rPr>
-        <w:t>ReProjection</w:t>
-      </w:r>
-      <w:proofErr w:type="spellEnd"/>
+        <w:t>General. Set the Name to AR ReProjection</w:t>
+      </w:r>
       <w:r>
         <w:rPr>
           <w:rFonts w:asciiTheme="minorHAnsi" w:hAnsiTheme="minorHAnsi" w:cstheme="minorHAnsi"/>
@@ -6459,7 +6356,6 @@
         </w:rPr>
         <w:t xml:space="preserve">ighlight </w:t>
       </w:r>
-      <w:proofErr w:type="spellStart"/>
       <w:r>
         <w:rPr>
           <w:rFonts w:asciiTheme="minorHAnsi" w:hAnsiTheme="minorHAnsi" w:cstheme="minorHAnsi"/>
@@ -6470,7 +6366,6 @@
         </w:rPr>
         <w:t>County_reProject</w:t>
       </w:r>
-      <w:proofErr w:type="spellEnd"/>
       <w:r>
         <w:rPr>
           <w:rFonts w:asciiTheme="minorHAnsi" w:hAnsiTheme="minorHAnsi" w:cstheme="minorHAnsi"/>
